--- a/SESSION19_ASSIGNMENTS.docx
+++ b/SESSION19_ASSIGNMENTS.docx
@@ -6,56 +6,996 @@
       <w:pPr>
         <w:jc w:val="center"/>
         <w:rPr>
-          <w:b/>
-          <w:bCs/>
-          <w:sz w:val="28"/>
-          <w:szCs w:val="28"/>
+          <w:rFonts w:ascii="Times New Roman" w:hAnsi="Times New Roman" w:cs="Times New Roman"/>
+          <w:b/>
+          <w:bCs/>
+          <w:sz w:val="32"/>
+          <w:szCs w:val="32"/>
           <w:lang w:val="en-US"/>
         </w:rPr>
       </w:pPr>
       <w:r>
         <w:rPr>
-          <w:b/>
-          <w:bCs/>
-          <w:sz w:val="28"/>
-          <w:szCs w:val="28"/>
+          <w:rFonts w:ascii="Times New Roman" w:hAnsi="Times New Roman" w:cs="Times New Roman"/>
+          <w:b/>
+          <w:bCs/>
+          <w:sz w:val="32"/>
+          <w:szCs w:val="32"/>
           <w:lang w:val="en-US"/>
         </w:rPr>
-        <w:t>Session19 assignment</w:t>
-      </w:r>
-    </w:p>
-    <w:p>
-      <w:pPr>
-        <w:rPr>
-          <w:sz w:val="28"/>
-          <w:szCs w:val="28"/>
-        </w:rPr>
-      </w:pPr>
-      <w:r>
-        <w:rPr>
-          <w:b/>
-          <w:bCs/>
-          <w:sz w:val="28"/>
-          <w:szCs w:val="28"/>
-        </w:rPr>
-        <w:t>1.</w:t>
-      </w:r>
-      <w:r>
-        <w:rPr>
-          <w:sz w:val="28"/>
-          <w:szCs w:val="28"/>
-        </w:rPr>
-        <w:t>Use the requests library in Python to send a GET request to the public API https://jsonplaceholder.typicode.com/posts and print the titles of the first 5 posts.</w:t>
-      </w:r>
-    </w:p>
-    <w:p>
-      <w:pPr>
-        <w:rPr>
-          <w:b/>
-          <w:bCs/>
-          <w:sz w:val="28"/>
-          <w:szCs w:val="28"/>
+        <w:t xml:space="preserve">Session19 </w:t>
+      </w:r>
+      <w:r>
+        <w:rPr>
+          <w:rFonts w:ascii="Times New Roman" w:hAnsi="Times New Roman" w:cs="Times New Roman"/>
+          <w:b/>
+          <w:bCs/>
+          <w:sz w:val="32"/>
+          <w:szCs w:val="32"/>
           <w:lang w:val="en-US"/>
+        </w:rPr>
+        <w:t>A</w:t>
+      </w:r>
+      <w:r>
+        <w:rPr>
+          <w:rFonts w:ascii="Times New Roman" w:hAnsi="Times New Roman" w:cs="Times New Roman"/>
+          <w:b/>
+          <w:bCs/>
+          <w:sz w:val="32"/>
+          <w:szCs w:val="32"/>
+          <w:lang w:val="en-US"/>
+        </w:rPr>
+        <w:t>ssignment</w:t>
+      </w:r>
+    </w:p>
+    <w:p>
+      <w:pPr>
+        <w:jc w:val="center"/>
+        <w:rPr>
+          <w:rFonts w:ascii="Times New Roman" w:hAnsi="Times New Roman" w:cs="Times New Roman"/>
+          <w:b/>
+          <w:bCs/>
+          <w:sz w:val="28"/>
+          <w:szCs w:val="28"/>
+          <w:lang w:val="en-US"/>
+        </w:rPr>
+      </w:pPr>
+    </w:p>
+    <w:p>
+      <w:pPr>
+        <w:rPr>
+          <w:rFonts w:ascii="Times New Roman" w:hAnsi="Times New Roman" w:cs="Times New Roman"/>
+          <w:b/>
+          <w:bCs/>
+          <w:sz w:val="28"/>
+          <w:szCs w:val="28"/>
+        </w:rPr>
+      </w:pPr>
+      <w:r>
+        <w:rPr>
+          <w:rFonts w:ascii="Times New Roman" w:hAnsi="Times New Roman" w:cs="Times New Roman"/>
+          <w:b/>
+          <w:bCs/>
+          <w:sz w:val="28"/>
+          <w:szCs w:val="28"/>
+        </w:rPr>
+        <w:t>1.Use the requests library in Python to send a GET request to the public API https://jsonplaceholder.typicode.com/posts and print the titles of the first 5 posts.</w:t>
+      </w:r>
+    </w:p>
+    <w:p>
+      <w:pPr>
+        <w:rPr>
+          <w:rFonts w:ascii="Times New Roman" w:hAnsi="Times New Roman" w:cs="Times New Roman"/>
+          <w:sz w:val="28"/>
+          <w:szCs w:val="28"/>
+        </w:rPr>
+      </w:pPr>
+      <w:r>
+        <w:rPr>
+          <w:rFonts w:ascii="Times New Roman" w:hAnsi="Times New Roman" w:cs="Times New Roman"/>
+          <w:noProof/>
+          <w:sz w:val="28"/>
+          <w:szCs w:val="28"/>
+        </w:rPr>
+        <w:drawing>
+          <wp:inline distT="0" distB="0" distL="0" distR="0" wp14:anchorId="646F2D90" wp14:editId="271E9CB8">
+            <wp:extent cx="5727700" cy="1917700"/>
+            <wp:effectExtent l="0" t="0" r="6350" b="6350"/>
+            <wp:docPr id="1375590367" name="Picture 10"/>
+            <wp:cNvGraphicFramePr>
+              <a:graphicFrameLocks xmlns:a="http://schemas.openxmlformats.org/drawingml/2006/main" noChangeAspect="1"/>
+            </wp:cNvGraphicFramePr>
+            <a:graphic xmlns:a="http://schemas.openxmlformats.org/drawingml/2006/main">
+              <a:graphicData uri="http://schemas.openxmlformats.org/drawingml/2006/picture">
+                <pic:pic xmlns:pic="http://schemas.openxmlformats.org/drawingml/2006/picture">
+                  <pic:nvPicPr>
+                    <pic:cNvPr id="0" name="Picture 1"/>
+                    <pic:cNvPicPr>
+                      <a:picLocks noChangeAspect="1" noChangeArrowheads="1"/>
+                    </pic:cNvPicPr>
+                  </pic:nvPicPr>
+                  <pic:blipFill>
+                    <a:blip r:embed="rId4" cstate="print">
+                      <a:extLst>
+                        <a:ext uri="{28A0092B-C50C-407E-A947-70E740481C1C}">
+                          <a14:useLocalDpi xmlns:a14="http://schemas.microsoft.com/office/drawing/2010/main" val="0"/>
+                        </a:ext>
+                      </a:extLst>
+                    </a:blip>
+                    <a:srcRect/>
+                    <a:stretch>
+                      <a:fillRect/>
+                    </a:stretch>
+                  </pic:blipFill>
+                  <pic:spPr bwMode="auto">
+                    <a:xfrm>
+                      <a:off x="0" y="0"/>
+                      <a:ext cx="5727700" cy="1917700"/>
+                    </a:xfrm>
+                    <a:prstGeom prst="rect">
+                      <a:avLst/>
+                    </a:prstGeom>
+                    <a:noFill/>
+                    <a:ln>
+                      <a:noFill/>
+                    </a:ln>
+                  </pic:spPr>
+                </pic:pic>
+              </a:graphicData>
+            </a:graphic>
+          </wp:inline>
+        </w:drawing>
+      </w:r>
+    </w:p>
+    <w:p>
+      <w:pPr>
+        <w:rPr>
+          <w:rFonts w:ascii="Times New Roman" w:hAnsi="Times New Roman" w:cs="Times New Roman"/>
+          <w:sz w:val="28"/>
+          <w:szCs w:val="28"/>
+        </w:rPr>
+      </w:pPr>
+    </w:p>
+    <w:p>
+      <w:pPr>
+        <w:rPr>
+          <w:rFonts w:ascii="Times New Roman" w:hAnsi="Times New Roman" w:cs="Times New Roman"/>
+          <w:b/>
+          <w:bCs/>
+          <w:sz w:val="28"/>
+          <w:szCs w:val="28"/>
+        </w:rPr>
+      </w:pPr>
+      <w:r>
+        <w:rPr>
+          <w:rFonts w:ascii="Times New Roman" w:hAnsi="Times New Roman" w:cs="Times New Roman"/>
+          <w:b/>
+          <w:bCs/>
+          <w:sz w:val="28"/>
+          <w:szCs w:val="28"/>
+        </w:rPr>
+        <w:t xml:space="preserve">2.Create a Python dictionary that represents a Zomato-style restaurant object with fields like name, location, cuisines, and ratings. Convert this dictionary to a JSON string using the </w:t>
+      </w:r>
+      <w:proofErr w:type="spellStart"/>
+      <w:r>
+        <w:rPr>
+          <w:rFonts w:ascii="Times New Roman" w:hAnsi="Times New Roman" w:cs="Times New Roman"/>
+          <w:b/>
+          <w:bCs/>
+          <w:sz w:val="28"/>
+          <w:szCs w:val="28"/>
+        </w:rPr>
+        <w:t>json</w:t>
+      </w:r>
+      <w:proofErr w:type="spellEnd"/>
+      <w:r>
+        <w:rPr>
+          <w:rFonts w:ascii="Times New Roman" w:hAnsi="Times New Roman" w:cs="Times New Roman"/>
+          <w:b/>
+          <w:bCs/>
+          <w:sz w:val="28"/>
+          <w:szCs w:val="28"/>
+        </w:rPr>
+        <w:t xml:space="preserve"> module and print the result.</w:t>
+      </w:r>
+    </w:p>
+    <w:p>
+      <w:pPr>
+        <w:rPr>
+          <w:rFonts w:ascii="Times New Roman" w:hAnsi="Times New Roman" w:cs="Times New Roman"/>
+          <w:b/>
+          <w:bCs/>
+          <w:sz w:val="28"/>
+          <w:szCs w:val="28"/>
+        </w:rPr>
+      </w:pPr>
+    </w:p>
+    <w:p>
+      <w:pPr>
+        <w:rPr>
+          <w:rFonts w:ascii="Times New Roman" w:hAnsi="Times New Roman" w:cs="Times New Roman"/>
+          <w:sz w:val="28"/>
+          <w:szCs w:val="28"/>
+        </w:rPr>
+      </w:pPr>
+      <w:r>
+        <w:rPr>
+          <w:rFonts w:ascii="Times New Roman" w:hAnsi="Times New Roman" w:cs="Times New Roman"/>
+          <w:noProof/>
+          <w:sz w:val="28"/>
+          <w:szCs w:val="28"/>
+        </w:rPr>
+        <w:drawing>
+          <wp:inline distT="0" distB="0" distL="0" distR="0" wp14:anchorId="1AEF5558" wp14:editId="6AA9CDCF">
+            <wp:extent cx="5731510" cy="3072130"/>
+            <wp:effectExtent l="0" t="0" r="2540" b="0"/>
+            <wp:docPr id="1855395203" name="Picture 9"/>
+            <wp:cNvGraphicFramePr>
+              <a:graphicFrameLocks xmlns:a="http://schemas.openxmlformats.org/drawingml/2006/main" noChangeAspect="1"/>
+            </wp:cNvGraphicFramePr>
+            <a:graphic xmlns:a="http://schemas.openxmlformats.org/drawingml/2006/main">
+              <a:graphicData uri="http://schemas.openxmlformats.org/drawingml/2006/picture">
+                <pic:pic xmlns:pic="http://schemas.openxmlformats.org/drawingml/2006/picture">
+                  <pic:nvPicPr>
+                    <pic:cNvPr id="0" name="Picture 2"/>
+                    <pic:cNvPicPr>
+                      <a:picLocks noChangeAspect="1" noChangeArrowheads="1"/>
+                    </pic:cNvPicPr>
+                  </pic:nvPicPr>
+                  <pic:blipFill>
+                    <a:blip r:embed="rId5">
+                      <a:extLst>
+                        <a:ext uri="{28A0092B-C50C-407E-A947-70E740481C1C}">
+                          <a14:useLocalDpi xmlns:a14="http://schemas.microsoft.com/office/drawing/2010/main" val="0"/>
+                        </a:ext>
+                      </a:extLst>
+                    </a:blip>
+                    <a:srcRect/>
+                    <a:stretch>
+                      <a:fillRect/>
+                    </a:stretch>
+                  </pic:blipFill>
+                  <pic:spPr bwMode="auto">
+                    <a:xfrm>
+                      <a:off x="0" y="0"/>
+                      <a:ext cx="5731510" cy="3072130"/>
+                    </a:xfrm>
+                    <a:prstGeom prst="rect">
+                      <a:avLst/>
+                    </a:prstGeom>
+                    <a:noFill/>
+                    <a:ln>
+                      <a:noFill/>
+                    </a:ln>
+                  </pic:spPr>
+                </pic:pic>
+              </a:graphicData>
+            </a:graphic>
+          </wp:inline>
+        </w:drawing>
+      </w:r>
+    </w:p>
+    <w:p>
+      <w:pPr>
+        <w:rPr>
+          <w:rFonts w:ascii="Times New Roman" w:hAnsi="Times New Roman" w:cs="Times New Roman"/>
+          <w:sz w:val="28"/>
+          <w:szCs w:val="28"/>
+        </w:rPr>
+      </w:pPr>
+    </w:p>
+    <w:p>
+      <w:pPr>
+        <w:rPr>
+          <w:rFonts w:ascii="Times New Roman" w:hAnsi="Times New Roman" w:cs="Times New Roman"/>
+          <w:b/>
+          <w:bCs/>
+          <w:sz w:val="28"/>
+          <w:szCs w:val="28"/>
+        </w:rPr>
+      </w:pPr>
+      <w:r>
+        <w:rPr>
+          <w:rFonts w:ascii="Times New Roman" w:hAnsi="Times New Roman" w:cs="Times New Roman"/>
+          <w:b/>
+          <w:bCs/>
+          <w:sz w:val="28"/>
+          <w:szCs w:val="28"/>
+        </w:rPr>
+        <w:lastRenderedPageBreak/>
+        <w:t xml:space="preserve">3.Send a POST request to https://jsonplaceholder.typicode.com/posts to add a new playlist with fields: title, </w:t>
+      </w:r>
+      <w:proofErr w:type="spellStart"/>
+      <w:r>
+        <w:rPr>
+          <w:rFonts w:ascii="Times New Roman" w:hAnsi="Times New Roman" w:cs="Times New Roman"/>
+          <w:b/>
+          <w:bCs/>
+          <w:sz w:val="28"/>
+          <w:szCs w:val="28"/>
+        </w:rPr>
+        <w:t>userId</w:t>
+      </w:r>
+      <w:proofErr w:type="spellEnd"/>
+      <w:r>
+        <w:rPr>
+          <w:rFonts w:ascii="Times New Roman" w:hAnsi="Times New Roman" w:cs="Times New Roman"/>
+          <w:b/>
+          <w:bCs/>
+          <w:sz w:val="28"/>
+          <w:szCs w:val="28"/>
+        </w:rPr>
+        <w:t xml:space="preserve">, and body. Print the status code and the JSON </w:t>
+      </w:r>
+      <w:proofErr w:type="gramStart"/>
+      <w:r>
+        <w:rPr>
+          <w:rFonts w:ascii="Times New Roman" w:hAnsi="Times New Roman" w:cs="Times New Roman"/>
+          <w:b/>
+          <w:bCs/>
+          <w:sz w:val="28"/>
+          <w:szCs w:val="28"/>
+        </w:rPr>
+        <w:t>response.&lt;</w:t>
+      </w:r>
+      <w:proofErr w:type="spellStart"/>
+      <w:proofErr w:type="gramEnd"/>
+      <w:r>
+        <w:rPr>
+          <w:rFonts w:ascii="Times New Roman" w:hAnsi="Times New Roman" w:cs="Times New Roman"/>
+          <w:b/>
+          <w:bCs/>
+          <w:sz w:val="28"/>
+          <w:szCs w:val="28"/>
+        </w:rPr>
+        <w:t>br</w:t>
+      </w:r>
+      <w:proofErr w:type="spellEnd"/>
+      <w:r>
+        <w:rPr>
+          <w:rFonts w:ascii="Times New Roman" w:hAnsi="Times New Roman" w:cs="Times New Roman"/>
+          <w:b/>
+          <w:bCs/>
+          <w:sz w:val="28"/>
+          <w:szCs w:val="28"/>
+        </w:rPr>
+        <w:t>&gt;&lt;</w:t>
+      </w:r>
+      <w:proofErr w:type="spellStart"/>
+      <w:r>
+        <w:rPr>
+          <w:rFonts w:ascii="Times New Roman" w:hAnsi="Times New Roman" w:cs="Times New Roman"/>
+          <w:b/>
+          <w:bCs/>
+          <w:sz w:val="28"/>
+          <w:szCs w:val="28"/>
+        </w:rPr>
+        <w:t>br</w:t>
+      </w:r>
+      <w:proofErr w:type="spellEnd"/>
+      <w:r>
+        <w:rPr>
+          <w:rFonts w:ascii="Times New Roman" w:hAnsi="Times New Roman" w:cs="Times New Roman"/>
+          <w:b/>
+          <w:bCs/>
+          <w:sz w:val="28"/>
+          <w:szCs w:val="28"/>
+        </w:rPr>
+        <w:t>&gt;&lt;</w:t>
+      </w:r>
+      <w:proofErr w:type="spellStart"/>
+      <w:r>
+        <w:rPr>
+          <w:rFonts w:ascii="Times New Roman" w:hAnsi="Times New Roman" w:cs="Times New Roman"/>
+          <w:b/>
+          <w:bCs/>
+          <w:sz w:val="28"/>
+          <w:szCs w:val="28"/>
+        </w:rPr>
+        <w:t>em</w:t>
+      </w:r>
+      <w:proofErr w:type="spellEnd"/>
+      <w:r>
+        <w:rPr>
+          <w:rFonts w:ascii="Times New Roman" w:hAnsi="Times New Roman" w:cs="Times New Roman"/>
+          <w:b/>
+          <w:bCs/>
+          <w:sz w:val="28"/>
+          <w:szCs w:val="28"/>
+        </w:rPr>
+        <w:t xml:space="preserve">&gt;&lt;strong&gt;Hint:&lt;/strong&gt; Use </w:t>
+      </w:r>
+      <w:proofErr w:type="spellStart"/>
+      <w:proofErr w:type="gramStart"/>
+      <w:r>
+        <w:rPr>
+          <w:rFonts w:ascii="Times New Roman" w:hAnsi="Times New Roman" w:cs="Times New Roman"/>
+          <w:b/>
+          <w:bCs/>
+          <w:sz w:val="28"/>
+          <w:szCs w:val="28"/>
+        </w:rPr>
+        <w:t>requests.post</w:t>
+      </w:r>
+      <w:proofErr w:type="spellEnd"/>
+      <w:r>
+        <w:rPr>
+          <w:rFonts w:ascii="Times New Roman" w:hAnsi="Times New Roman" w:cs="Times New Roman"/>
+          <w:b/>
+          <w:bCs/>
+          <w:sz w:val="28"/>
+          <w:szCs w:val="28"/>
+        </w:rPr>
+        <w:t>(</w:t>
+      </w:r>
+      <w:proofErr w:type="gramEnd"/>
+      <w:r>
+        <w:rPr>
+          <w:rFonts w:ascii="Times New Roman" w:hAnsi="Times New Roman" w:cs="Times New Roman"/>
+          <w:b/>
+          <w:bCs/>
+          <w:sz w:val="28"/>
+          <w:szCs w:val="28"/>
+        </w:rPr>
+        <w:t xml:space="preserve">) and pass your data as a JSON </w:t>
+      </w:r>
+      <w:proofErr w:type="gramStart"/>
+      <w:r>
+        <w:rPr>
+          <w:rFonts w:ascii="Times New Roman" w:hAnsi="Times New Roman" w:cs="Times New Roman"/>
+          <w:b/>
+          <w:bCs/>
+          <w:sz w:val="28"/>
+          <w:szCs w:val="28"/>
+        </w:rPr>
+        <w:t>payload.&lt;</w:t>
+      </w:r>
+      <w:proofErr w:type="gramEnd"/>
+      <w:r>
+        <w:rPr>
+          <w:rFonts w:ascii="Times New Roman" w:hAnsi="Times New Roman" w:cs="Times New Roman"/>
+          <w:b/>
+          <w:bCs/>
+          <w:sz w:val="28"/>
+          <w:szCs w:val="28"/>
+        </w:rPr>
+        <w:t>/</w:t>
+      </w:r>
+      <w:proofErr w:type="spellStart"/>
+      <w:r>
+        <w:rPr>
+          <w:rFonts w:ascii="Times New Roman" w:hAnsi="Times New Roman" w:cs="Times New Roman"/>
+          <w:b/>
+          <w:bCs/>
+          <w:sz w:val="28"/>
+          <w:szCs w:val="28"/>
+        </w:rPr>
+        <w:t>em</w:t>
+      </w:r>
+      <w:proofErr w:type="spellEnd"/>
+      <w:r>
+        <w:rPr>
+          <w:rFonts w:ascii="Times New Roman" w:hAnsi="Times New Roman" w:cs="Times New Roman"/>
+          <w:b/>
+          <w:bCs/>
+          <w:sz w:val="28"/>
+          <w:szCs w:val="28"/>
+        </w:rPr>
+        <w:t>&gt;</w:t>
+      </w:r>
+    </w:p>
+    <w:p>
+      <w:pPr>
+        <w:rPr>
+          <w:rFonts w:ascii="Times New Roman" w:hAnsi="Times New Roman" w:cs="Times New Roman"/>
+          <w:sz w:val="28"/>
+          <w:szCs w:val="28"/>
+        </w:rPr>
+      </w:pPr>
+    </w:p>
+    <w:p>
+      <w:pPr>
+        <w:rPr>
+          <w:rFonts w:ascii="Times New Roman" w:hAnsi="Times New Roman" w:cs="Times New Roman"/>
+          <w:sz w:val="28"/>
+          <w:szCs w:val="28"/>
+        </w:rPr>
+      </w:pPr>
+      <w:r>
+        <w:rPr>
+          <w:rFonts w:ascii="Times New Roman" w:hAnsi="Times New Roman" w:cs="Times New Roman"/>
+          <w:noProof/>
+          <w:sz w:val="28"/>
+          <w:szCs w:val="28"/>
+        </w:rPr>
+        <w:drawing>
+          <wp:inline distT="0" distB="0" distL="0" distR="0" wp14:anchorId="0F496AEC" wp14:editId="0E97A8B8">
+            <wp:extent cx="5731510" cy="2824480"/>
+            <wp:effectExtent l="0" t="0" r="2540" b="0"/>
+            <wp:docPr id="181114557" name="Picture 8"/>
+            <wp:cNvGraphicFramePr>
+              <a:graphicFrameLocks xmlns:a="http://schemas.openxmlformats.org/drawingml/2006/main" noChangeAspect="1"/>
+            </wp:cNvGraphicFramePr>
+            <a:graphic xmlns:a="http://schemas.openxmlformats.org/drawingml/2006/main">
+              <a:graphicData uri="http://schemas.openxmlformats.org/drawingml/2006/picture">
+                <pic:pic xmlns:pic="http://schemas.openxmlformats.org/drawingml/2006/picture">
+                  <pic:nvPicPr>
+                    <pic:cNvPr id="0" name="Picture 3"/>
+                    <pic:cNvPicPr>
+                      <a:picLocks noChangeAspect="1" noChangeArrowheads="1"/>
+                    </pic:cNvPicPr>
+                  </pic:nvPicPr>
+                  <pic:blipFill>
+                    <a:blip r:embed="rId6">
+                      <a:extLst>
+                        <a:ext uri="{28A0092B-C50C-407E-A947-70E740481C1C}">
+                          <a14:useLocalDpi xmlns:a14="http://schemas.microsoft.com/office/drawing/2010/main" val="0"/>
+                        </a:ext>
+                      </a:extLst>
+                    </a:blip>
+                    <a:srcRect/>
+                    <a:stretch>
+                      <a:fillRect/>
+                    </a:stretch>
+                  </pic:blipFill>
+                  <pic:spPr bwMode="auto">
+                    <a:xfrm>
+                      <a:off x="0" y="0"/>
+                      <a:ext cx="5731510" cy="2824480"/>
+                    </a:xfrm>
+                    <a:prstGeom prst="rect">
+                      <a:avLst/>
+                    </a:prstGeom>
+                    <a:noFill/>
+                    <a:ln>
+                      <a:noFill/>
+                    </a:ln>
+                  </pic:spPr>
+                </pic:pic>
+              </a:graphicData>
+            </a:graphic>
+          </wp:inline>
+        </w:drawing>
+      </w:r>
+    </w:p>
+    <w:p>
+      <w:pPr>
+        <w:rPr>
+          <w:rFonts w:ascii="Times New Roman" w:hAnsi="Times New Roman" w:cs="Times New Roman"/>
+          <w:sz w:val="28"/>
+          <w:szCs w:val="28"/>
+        </w:rPr>
+      </w:pPr>
+    </w:p>
+    <w:p>
+      <w:pPr>
+        <w:rPr>
+          <w:rFonts w:ascii="Times New Roman" w:hAnsi="Times New Roman" w:cs="Times New Roman"/>
+          <w:b/>
+          <w:bCs/>
+          <w:sz w:val="28"/>
+          <w:szCs w:val="28"/>
+        </w:rPr>
+      </w:pPr>
+      <w:r>
+        <w:rPr>
+          <w:rFonts w:ascii="Times New Roman" w:hAnsi="Times New Roman" w:cs="Times New Roman"/>
+          <w:b/>
+          <w:bCs/>
+          <w:sz w:val="28"/>
+          <w:szCs w:val="28"/>
+        </w:rPr>
+        <w:t xml:space="preserve">4.Modify your GET request to https://jsonplaceholder.typicode.com/posts so it only fetches posts by </w:t>
+      </w:r>
+      <w:proofErr w:type="spellStart"/>
+      <w:r>
+        <w:rPr>
+          <w:rFonts w:ascii="Times New Roman" w:hAnsi="Times New Roman" w:cs="Times New Roman"/>
+          <w:b/>
+          <w:bCs/>
+          <w:sz w:val="28"/>
+          <w:szCs w:val="28"/>
+        </w:rPr>
+        <w:t>userId</w:t>
+      </w:r>
+      <w:proofErr w:type="spellEnd"/>
+      <w:r>
+        <w:rPr>
+          <w:rFonts w:ascii="Times New Roman" w:hAnsi="Times New Roman" w:cs="Times New Roman"/>
+          <w:b/>
+          <w:bCs/>
+          <w:sz w:val="28"/>
+          <w:szCs w:val="28"/>
+        </w:rPr>
+        <w:t xml:space="preserve">=2 by passing the correct query parameter. Print the IDs of the returned </w:t>
+      </w:r>
+      <w:proofErr w:type="gramStart"/>
+      <w:r>
+        <w:rPr>
+          <w:rFonts w:ascii="Times New Roman" w:hAnsi="Times New Roman" w:cs="Times New Roman"/>
+          <w:b/>
+          <w:bCs/>
+          <w:sz w:val="28"/>
+          <w:szCs w:val="28"/>
+        </w:rPr>
+        <w:t>posts.&lt;</w:t>
+      </w:r>
+      <w:proofErr w:type="spellStart"/>
+      <w:proofErr w:type="gramEnd"/>
+      <w:r>
+        <w:rPr>
+          <w:rFonts w:ascii="Times New Roman" w:hAnsi="Times New Roman" w:cs="Times New Roman"/>
+          <w:b/>
+          <w:bCs/>
+          <w:sz w:val="28"/>
+          <w:szCs w:val="28"/>
+        </w:rPr>
+        <w:t>br</w:t>
+      </w:r>
+      <w:proofErr w:type="spellEnd"/>
+      <w:r>
+        <w:rPr>
+          <w:rFonts w:ascii="Times New Roman" w:hAnsi="Times New Roman" w:cs="Times New Roman"/>
+          <w:b/>
+          <w:bCs/>
+          <w:sz w:val="28"/>
+          <w:szCs w:val="28"/>
+        </w:rPr>
+        <w:t>&gt;&lt;</w:t>
+      </w:r>
+      <w:proofErr w:type="spellStart"/>
+      <w:r>
+        <w:rPr>
+          <w:rFonts w:ascii="Times New Roman" w:hAnsi="Times New Roman" w:cs="Times New Roman"/>
+          <w:b/>
+          <w:bCs/>
+          <w:sz w:val="28"/>
+          <w:szCs w:val="28"/>
+        </w:rPr>
+        <w:t>br</w:t>
+      </w:r>
+      <w:proofErr w:type="spellEnd"/>
+      <w:r>
+        <w:rPr>
+          <w:rFonts w:ascii="Times New Roman" w:hAnsi="Times New Roman" w:cs="Times New Roman"/>
+          <w:b/>
+          <w:bCs/>
+          <w:sz w:val="28"/>
+          <w:szCs w:val="28"/>
+        </w:rPr>
+        <w:t>&gt;&lt;</w:t>
+      </w:r>
+      <w:proofErr w:type="spellStart"/>
+      <w:r>
+        <w:rPr>
+          <w:rFonts w:ascii="Times New Roman" w:hAnsi="Times New Roman" w:cs="Times New Roman"/>
+          <w:b/>
+          <w:bCs/>
+          <w:sz w:val="28"/>
+          <w:szCs w:val="28"/>
+        </w:rPr>
+        <w:t>em</w:t>
+      </w:r>
+      <w:proofErr w:type="spellEnd"/>
+      <w:r>
+        <w:rPr>
+          <w:rFonts w:ascii="Times New Roman" w:hAnsi="Times New Roman" w:cs="Times New Roman"/>
+          <w:b/>
+          <w:bCs/>
+          <w:sz w:val="28"/>
+          <w:szCs w:val="28"/>
+        </w:rPr>
+        <w:t xml:space="preserve">&gt;&lt;strong&gt;Hint:&lt;/strong&gt; Use the 'params' argument in </w:t>
+      </w:r>
+      <w:proofErr w:type="spellStart"/>
+      <w:r>
+        <w:rPr>
+          <w:rFonts w:ascii="Times New Roman" w:hAnsi="Times New Roman" w:cs="Times New Roman"/>
+          <w:b/>
+          <w:bCs/>
+          <w:sz w:val="28"/>
+          <w:szCs w:val="28"/>
+        </w:rPr>
+        <w:t>requests.get</w:t>
+      </w:r>
+      <w:proofErr w:type="spellEnd"/>
+      <w:r>
+        <w:rPr>
+          <w:rFonts w:ascii="Times New Roman" w:hAnsi="Times New Roman" w:cs="Times New Roman"/>
+          <w:b/>
+          <w:bCs/>
+          <w:sz w:val="28"/>
+          <w:szCs w:val="28"/>
+        </w:rPr>
+        <w:t>(</w:t>
+      </w:r>
+      <w:proofErr w:type="gramStart"/>
+      <w:r>
+        <w:rPr>
+          <w:rFonts w:ascii="Times New Roman" w:hAnsi="Times New Roman" w:cs="Times New Roman"/>
+          <w:b/>
+          <w:bCs/>
+          <w:sz w:val="28"/>
+          <w:szCs w:val="28"/>
+        </w:rPr>
+        <w:t>).&lt;</w:t>
+      </w:r>
+      <w:proofErr w:type="gramEnd"/>
+      <w:r>
+        <w:rPr>
+          <w:rFonts w:ascii="Times New Roman" w:hAnsi="Times New Roman" w:cs="Times New Roman"/>
+          <w:b/>
+          <w:bCs/>
+          <w:sz w:val="28"/>
+          <w:szCs w:val="28"/>
+        </w:rPr>
+        <w:t>/</w:t>
+      </w:r>
+      <w:proofErr w:type="spellStart"/>
+      <w:r>
+        <w:rPr>
+          <w:rFonts w:ascii="Times New Roman" w:hAnsi="Times New Roman" w:cs="Times New Roman"/>
+          <w:b/>
+          <w:bCs/>
+          <w:sz w:val="28"/>
+          <w:szCs w:val="28"/>
+        </w:rPr>
+        <w:t>em</w:t>
+      </w:r>
+      <w:proofErr w:type="spellEnd"/>
+      <w:r>
+        <w:rPr>
+          <w:rFonts w:ascii="Times New Roman" w:hAnsi="Times New Roman" w:cs="Times New Roman"/>
+          <w:b/>
+          <w:bCs/>
+          <w:sz w:val="28"/>
+          <w:szCs w:val="28"/>
+        </w:rPr>
+        <w:t>&gt;</w:t>
+      </w:r>
+    </w:p>
+    <w:p>
+      <w:pPr>
+        <w:rPr>
+          <w:rFonts w:ascii="Times New Roman" w:hAnsi="Times New Roman" w:cs="Times New Roman"/>
+          <w:sz w:val="28"/>
+          <w:szCs w:val="28"/>
+        </w:rPr>
+      </w:pPr>
+      <w:r>
+        <w:rPr>
+          <w:rFonts w:ascii="Times New Roman" w:hAnsi="Times New Roman" w:cs="Times New Roman"/>
+          <w:noProof/>
+          <w:sz w:val="28"/>
+          <w:szCs w:val="28"/>
+        </w:rPr>
+        <w:drawing>
+          <wp:inline distT="0" distB="0" distL="0" distR="0" wp14:anchorId="6B304B2C" wp14:editId="11DEB050">
+            <wp:extent cx="5731510" cy="3055620"/>
+            <wp:effectExtent l="0" t="0" r="2540" b="0"/>
+            <wp:docPr id="1906527859" name="Picture 7"/>
+            <wp:cNvGraphicFramePr>
+              <a:graphicFrameLocks xmlns:a="http://schemas.openxmlformats.org/drawingml/2006/main" noChangeAspect="1"/>
+            </wp:cNvGraphicFramePr>
+            <a:graphic xmlns:a="http://schemas.openxmlformats.org/drawingml/2006/main">
+              <a:graphicData uri="http://schemas.openxmlformats.org/drawingml/2006/picture">
+                <pic:pic xmlns:pic="http://schemas.openxmlformats.org/drawingml/2006/picture">
+                  <pic:nvPicPr>
+                    <pic:cNvPr id="0" name="Picture 4"/>
+                    <pic:cNvPicPr>
+                      <a:picLocks noChangeAspect="1" noChangeArrowheads="1"/>
+                    </pic:cNvPicPr>
+                  </pic:nvPicPr>
+                  <pic:blipFill>
+                    <a:blip r:embed="rId7" cstate="print">
+                      <a:extLst>
+                        <a:ext uri="{28A0092B-C50C-407E-A947-70E740481C1C}">
+                          <a14:useLocalDpi xmlns:a14="http://schemas.microsoft.com/office/drawing/2010/main" val="0"/>
+                        </a:ext>
+                      </a:extLst>
+                    </a:blip>
+                    <a:srcRect/>
+                    <a:stretch>
+                      <a:fillRect/>
+                    </a:stretch>
+                  </pic:blipFill>
+                  <pic:spPr bwMode="auto">
+                    <a:xfrm>
+                      <a:off x="0" y="0"/>
+                      <a:ext cx="5731510" cy="3055620"/>
+                    </a:xfrm>
+                    <a:prstGeom prst="rect">
+                      <a:avLst/>
+                    </a:prstGeom>
+                    <a:noFill/>
+                    <a:ln>
+                      <a:noFill/>
+                    </a:ln>
+                  </pic:spPr>
+                </pic:pic>
+              </a:graphicData>
+            </a:graphic>
+          </wp:inline>
+        </w:drawing>
+      </w:r>
+    </w:p>
+    <w:p>
+      <w:pPr>
+        <w:rPr>
+          <w:rFonts w:ascii="Times New Roman" w:hAnsi="Times New Roman" w:cs="Times New Roman"/>
+          <w:b/>
+          <w:bCs/>
+          <w:sz w:val="28"/>
+          <w:szCs w:val="28"/>
+        </w:rPr>
+      </w:pPr>
+      <w:r>
+        <w:rPr>
+          <w:rFonts w:ascii="Times New Roman" w:hAnsi="Times New Roman" w:cs="Times New Roman"/>
+          <w:b/>
+          <w:bCs/>
+          <w:sz w:val="28"/>
+          <w:szCs w:val="28"/>
+        </w:rPr>
+        <w:lastRenderedPageBreak/>
+        <w:t>5.Research using ChatGPT or Copilot to find out how to set custom HTTP headers (like 'Authorization') in a Python requests call. Write a short code snippet that sends a GET request to any API endpoint with a custom header and print the response status code.</w:t>
+      </w:r>
+    </w:p>
+    <w:p>
+      <w:pPr>
+        <w:rPr>
+          <w:rFonts w:ascii="Times New Roman" w:hAnsi="Times New Roman" w:cs="Times New Roman"/>
+          <w:b/>
+          <w:bCs/>
+          <w:sz w:val="28"/>
+          <w:szCs w:val="28"/>
+        </w:rPr>
+      </w:pPr>
+    </w:p>
+    <w:p>
+      <w:pPr>
+        <w:rPr>
+          <w:rFonts w:ascii="Times New Roman" w:hAnsi="Times New Roman" w:cs="Times New Roman"/>
+          <w:sz w:val="28"/>
+          <w:szCs w:val="28"/>
+        </w:rPr>
+      </w:pPr>
+      <w:r>
+        <w:rPr>
+          <w:rFonts w:ascii="Times New Roman" w:hAnsi="Times New Roman" w:cs="Times New Roman"/>
+          <w:noProof/>
+          <w:sz w:val="28"/>
+          <w:szCs w:val="28"/>
+        </w:rPr>
+        <w:drawing>
+          <wp:inline distT="0" distB="0" distL="0" distR="0" wp14:anchorId="1A3535DA" wp14:editId="3BF06EFD">
+            <wp:extent cx="5731510" cy="2094865"/>
+            <wp:effectExtent l="0" t="0" r="2540" b="635"/>
+            <wp:docPr id="1408823343" name="Picture 6"/>
+            <wp:cNvGraphicFramePr>
+              <a:graphicFrameLocks xmlns:a="http://schemas.openxmlformats.org/drawingml/2006/main" noChangeAspect="1"/>
+            </wp:cNvGraphicFramePr>
+            <a:graphic xmlns:a="http://schemas.openxmlformats.org/drawingml/2006/main">
+              <a:graphicData uri="http://schemas.openxmlformats.org/drawingml/2006/picture">
+                <pic:pic xmlns:pic="http://schemas.openxmlformats.org/drawingml/2006/picture">
+                  <pic:nvPicPr>
+                    <pic:cNvPr id="0" name="Picture 5"/>
+                    <pic:cNvPicPr>
+                      <a:picLocks noChangeAspect="1" noChangeArrowheads="1"/>
+                    </pic:cNvPicPr>
+                  </pic:nvPicPr>
+                  <pic:blipFill>
+                    <a:blip r:embed="rId8" cstate="print">
+                      <a:extLst>
+                        <a:ext uri="{28A0092B-C50C-407E-A947-70E740481C1C}">
+                          <a14:useLocalDpi xmlns:a14="http://schemas.microsoft.com/office/drawing/2010/main" val="0"/>
+                        </a:ext>
+                      </a:extLst>
+                    </a:blip>
+                    <a:srcRect/>
+                    <a:stretch>
+                      <a:fillRect/>
+                    </a:stretch>
+                  </pic:blipFill>
+                  <pic:spPr bwMode="auto">
+                    <a:xfrm>
+                      <a:off x="0" y="0"/>
+                      <a:ext cx="5731510" cy="2094865"/>
+                    </a:xfrm>
+                    <a:prstGeom prst="rect">
+                      <a:avLst/>
+                    </a:prstGeom>
+                    <a:noFill/>
+                    <a:ln>
+                      <a:noFill/>
+                    </a:ln>
+                  </pic:spPr>
+                </pic:pic>
+              </a:graphicData>
+            </a:graphic>
+          </wp:inline>
+        </w:drawing>
+      </w:r>
+    </w:p>
+    <w:p>
+      <w:pPr>
+        <w:rPr>
+          <w:rFonts w:ascii="Times New Roman" w:hAnsi="Times New Roman" w:cs="Times New Roman"/>
+          <w:sz w:val="28"/>
+          <w:szCs w:val="28"/>
+        </w:rPr>
+      </w:pPr>
+    </w:p>
+    <w:p>
+      <w:pPr>
+        <w:rPr>
+          <w:rFonts w:ascii="Times New Roman" w:hAnsi="Times New Roman" w:cs="Times New Roman"/>
+          <w:sz w:val="28"/>
+          <w:szCs w:val="28"/>
+        </w:rPr>
+      </w:pPr>
+    </w:p>
+    <w:p>
+      <w:pPr>
+        <w:rPr>
+          <w:rFonts w:ascii="Times New Roman" w:hAnsi="Times New Roman" w:cs="Times New Roman"/>
+          <w:sz w:val="28"/>
+          <w:szCs w:val="28"/>
+        </w:rPr>
+      </w:pPr>
+    </w:p>
+    <w:p>
+      <w:pPr>
+        <w:rPr>
+          <w:rFonts w:ascii="Times New Roman" w:hAnsi="Times New Roman" w:cs="Times New Roman"/>
+          <w:sz w:val="28"/>
+          <w:szCs w:val="28"/>
+        </w:rPr>
+      </w:pPr>
+    </w:p>
+    <w:p>
+      <w:pPr>
+        <w:rPr>
+          <w:rFonts w:ascii="Times New Roman" w:hAnsi="Times New Roman" w:cs="Times New Roman"/>
+          <w:sz w:val="28"/>
+          <w:szCs w:val="28"/>
+        </w:rPr>
+      </w:pPr>
+    </w:p>
+    <w:p>
+      <w:pPr>
+        <w:rPr>
+          <w:rFonts w:ascii="Times New Roman" w:hAnsi="Times New Roman" w:cs="Times New Roman"/>
+          <w:b/>
+          <w:bCs/>
+          <w:sz w:val="28"/>
+          <w:szCs w:val="28"/>
+          <w:lang w:val="en-US"/>
+        </w:rPr>
+      </w:pPr>
+    </w:p>
+    <w:p>
+      <w:pPr>
+        <w:rPr>
+          <w:rFonts w:ascii="Times New Roman" w:hAnsi="Times New Roman" w:cs="Times New Roman"/>
+          <w:sz w:val="28"/>
+          <w:szCs w:val="28"/>
+        </w:rPr>
+      </w:pPr>
+    </w:p>
+    <w:p>
+      <w:pPr>
+        <w:rPr>
+          <w:rFonts w:ascii="Times New Roman" w:hAnsi="Times New Roman" w:cs="Times New Roman"/>
+          <w:sz w:val="28"/>
+          <w:szCs w:val="28"/>
+        </w:rPr>
+      </w:pPr>
+    </w:p>
+    <w:p>
+      <w:pPr>
+        <w:rPr>
+          <w:rFonts w:ascii="Times New Roman" w:hAnsi="Times New Roman" w:cs="Times New Roman"/>
         </w:rPr>
       </w:pPr>
     </w:p>
@@ -469,6 +1409,7 @@
   <w:style w:type="paragraph" w:default="1" w:styleId="Normal">
     <w:name w:val="Normal"/>
     <w:qFormat/>
+    <w:rsid w:val="00BD69AE"/>
   </w:style>
   <w:style w:type="paragraph" w:styleId="Heading1">
     <w:name w:val="heading 1"/>
@@ -672,6 +1613,7 @@
   <w:style w:type="character" w:default="1" w:styleId="DefaultParagraphFont">
     <w:name w:val="Default Paragraph Font"/>
     <w:uiPriority w:val="1"/>
+    <w:semiHidden/>
     <w:unhideWhenUsed/>
   </w:style>
   <w:style w:type="table" w:default="1" w:styleId="TableNormal">
